--- a/assets/docs/lop5/Khoa hoc - Lop 5.docx
+++ b/assets/docs/lop5/Khoa hoc - Lop 5.docx
@@ -2485,7 +2485,7 @@
                 <w:i w:val="0"/>
                 <w:sz w:val="20"/>
               </w:rPr>
-              <w:t>Ôn tập, kiểm tra, đánh giá</w:t>
+              <w:t>Chủ đề 2: Năng lượng</w:t>
             </w:r>
           </w:p>
         </w:tc>
@@ -2504,7 +2504,7 @@
                 <w:i w:val="0"/>
                 <w:sz w:val="20"/>
               </w:rPr>
-              <w:t>Ôn tập giữa học kì I</w:t>
+              <w:t>Bài 9. Mạch điện đơn giản. Vật dẫn điện và vật cách điện (Tiết 1)</w:t>
             </w:r>
           </w:p>
         </w:tc>
@@ -2524,7 +2524,7 @@
                 <w:i w:val="0"/>
                 <w:sz w:val="20"/>
               </w:rPr>
-              <w:t>Tiết 17 (1 tiết)</w:t>
+              <w:t>Tiết 17 (2 tiết)</w:t>
             </w:r>
           </w:p>
         </w:tc>
@@ -2543,6 +2543,33 @@
                 <w:i w:val="0"/>
                 <w:sz w:val="18"/>
               </w:rPr>
+              <w:t>NLS: Năng lực số 5.1 CB2a: HS lắp thử mạch điện trên phần mềm mô phỏng</w:t>
+            </w:r>
+          </w:p>
+          <w:p>
+            <w:pPr>
+              <w:spacing w:after="0"/>
+            </w:pPr>
+            <w:r>
+              <w:rPr>
+                <w:b w:val="0"/>
+                <w:i w:val="0"/>
+                <w:sz w:val="18"/>
+              </w:rPr>
+              <w:t>STEM: Đèn ngủ mini – mạch điện đơn giản (Khoa học – Công nghệ – Toán) — dạy thay cho tiết này.</w:t>
+            </w:r>
+          </w:p>
+          <w:p>
+            <w:pPr>
+              <w:spacing w:after="0"/>
+            </w:pPr>
+            <w:r>
+              <w:rPr>
+                <w:b w:val="0"/>
+                <w:i w:val="0"/>
+                <w:sz w:val="18"/>
+              </w:rPr>
+              <w:t>KNS: KN an toàn khi thực hành: làm đúng hướng dẫn, không tự ý thử nghiệm nguy hiểm.</w:t>
             </w:r>
           </w:p>
         </w:tc>
@@ -2618,7 +2645,7 @@
                 <w:i w:val="0"/>
                 <w:sz w:val="20"/>
               </w:rPr>
-              <w:t>Kiểm tra định kì giữa học kì I</w:t>
+              <w:t>Bài 9. Mạch điện đơn giản. Vật dẫn điện và vật cách điện (Tiết 2)</w:t>
             </w:r>
           </w:p>
         </w:tc>
@@ -2638,7 +2665,7 @@
                 <w:i w:val="0"/>
                 <w:sz w:val="20"/>
               </w:rPr>
-              <w:t>Tiết 18 (1 tiết)</w:t>
+              <w:t>Tiết 18</w:t>
             </w:r>
           </w:p>
         </w:tc>
@@ -2657,6 +2684,20 @@
                 <w:i w:val="0"/>
                 <w:sz w:val="18"/>
               </w:rPr>
+              <w:t>NLS: Năng lực số 5.1 CB2a: HS lắp thử mạch điện trên phần mềm mô phỏng</w:t>
+            </w:r>
+          </w:p>
+          <w:p>
+            <w:pPr>
+              <w:spacing w:after="0"/>
+            </w:pPr>
+            <w:r>
+              <w:rPr>
+                <w:b w:val="0"/>
+                <w:i w:val="0"/>
+                <w:sz w:val="18"/>
+              </w:rPr>
+              <w:t>STEM: Đèn ngủ mini – mạch điện đơn giản (Khoa học – Công nghệ – Toán) — dạy thay cho tiết này.</w:t>
             </w:r>
           </w:p>
         </w:tc>
@@ -2734,7 +2775,7 @@
                 <w:i w:val="0"/>
                 <w:sz w:val="20"/>
               </w:rPr>
-              <w:t>Bài 9. Mạch điện đơn giản. Vật dẫn điện và vật cách điện (Tiết 1)</w:t>
+              <w:t>Bài 10. Năng lượng chất đốt (Tiết 1)</w:t>
             </w:r>
           </w:p>
         </w:tc>
@@ -2786,20 +2827,7 @@
                 <w:i w:val="0"/>
                 <w:sz w:val="18"/>
               </w:rPr>
-              <w:t>STEM: Mạch điện đơn giản (Khoa học – Công nghệ) — dạy thay cho tiết này.</w:t>
-            </w:r>
-          </w:p>
-          <w:p>
-            <w:pPr>
-              <w:spacing w:after="0"/>
-            </w:pPr>
-            <w:r>
-              <w:rPr>
-                <w:b w:val="0"/>
-                <w:i w:val="0"/>
-                <w:sz w:val="18"/>
-              </w:rPr>
-              <w:t>KNS: KN an toàn khi thực hành: làm đúng hướng dẫn, không tự ý thử nghiệm nguy hiểm.</w:t>
+              <w:t>KNS: KN sử dụng tiết kiệm tài nguyên, năng lượng trong sinh hoạt hằng ngày.</w:t>
             </w:r>
           </w:p>
         </w:tc>
@@ -2875,7 +2903,7 @@
                 <w:i w:val="0"/>
                 <w:sz w:val="20"/>
               </w:rPr>
-              <w:t>Bài 9. Mạch điện đơn giản. Vật dẫn điện và vật cách điện (Tiết 2)</w:t>
+              <w:t>Bài 10. Năng lượng chất đốt (Tiết 2)</w:t>
             </w:r>
           </w:p>
         </w:tc>
@@ -2992,7 +3020,7 @@
                 <w:i w:val="0"/>
                 <w:sz w:val="20"/>
               </w:rPr>
-              <w:t>Bài 10. Năng lượng chất đốt (Tiết 1)</w:t>
+              <w:t>Bài 11. Sử dụng năng lượng mặt trời, năng lượng gió, năng lượng nước chảy (Tiết 1)</w:t>
             </w:r>
           </w:p>
         </w:tc>
@@ -3012,7 +3040,7 @@
                 <w:i w:val="0"/>
                 <w:sz w:val="20"/>
               </w:rPr>
-              <w:t>Tiết 21 (2 tiết)</w:t>
+              <w:t>Tiết 21 (3 tiết)</w:t>
             </w:r>
           </w:p>
         </w:tc>
@@ -3120,7 +3148,7 @@
                 <w:i w:val="0"/>
                 <w:sz w:val="20"/>
               </w:rPr>
-              <w:t>Bài 10. Năng lượng chất đốt (Tiết 2)</w:t>
+              <w:t>Bài 11. Sử dụng năng lượng mặt trời, năng lượng gió, năng lượng nước chảy (Tiết 2)</w:t>
             </w:r>
           </w:p>
         </w:tc>
@@ -3160,6 +3188,19 @@
                 <w:sz w:val="18"/>
               </w:rPr>
               <w:t>NLS: Năng lực số 5.1 CB2a: HS lắp thử mạch điện trên phần mềm mô phỏng</w:t>
+            </w:r>
+          </w:p>
+          <w:p>
+            <w:pPr>
+              <w:spacing w:after="0"/>
+            </w:pPr>
+            <w:r>
+              <w:rPr>
+                <w:b w:val="0"/>
+                <w:i w:val="0"/>
+                <w:sz w:val="18"/>
+              </w:rPr>
+              <w:t>STEM: Mô hình thuyền buồm (Khoa học – Công nghệ) — dạy thay cho tiết này.</w:t>
             </w:r>
           </w:p>
         </w:tc>
@@ -3237,7 +3278,7 @@
                 <w:i w:val="0"/>
                 <w:sz w:val="20"/>
               </w:rPr>
-              <w:t>Bài 11. Sử dụng năng lượng mặt trời, năng lượng gió, năng lượng nước chảy (Tiết 1)</w:t>
+              <w:t>Bài 11. Sử dụng năng lượng mặt trời, năng lượng gió, năng lượng nước chảy (Tiết 3)</w:t>
             </w:r>
           </w:p>
         </w:tc>
@@ -3257,7 +3298,7 @@
                 <w:i w:val="0"/>
                 <w:sz w:val="20"/>
               </w:rPr>
-              <w:t>Tiết 23 (3 tiết)</w:t>
+              <w:t>Tiết 23</w:t>
             </w:r>
           </w:p>
         </w:tc>
@@ -3276,20 +3317,6 @@
                 <w:i w:val="0"/>
                 <w:sz w:val="18"/>
               </w:rPr>
-              <w:t>NLS: Năng lực số 5.1 CB2a: HS lắp thử mạch điện trên phần mềm mô phỏng</w:t>
-            </w:r>
-          </w:p>
-          <w:p>
-            <w:pPr>
-              <w:spacing w:after="0"/>
-            </w:pPr>
-            <w:r>
-              <w:rPr>
-                <w:b w:val="0"/>
-                <w:i w:val="0"/>
-                <w:sz w:val="18"/>
-              </w:rPr>
-              <w:t>KNS: KN sử dụng tiết kiệm tài nguyên, năng lượng trong sinh hoạt hằng ngày.</w:t>
             </w:r>
           </w:p>
         </w:tc>
@@ -3365,7 +3392,7 @@
                 <w:i w:val="0"/>
                 <w:sz w:val="20"/>
               </w:rPr>
-              <w:t>Bài 11. Sử dụng năng lượng mặt trời, năng lượng gió, năng lượng nước chảy (Tiết 2)</w:t>
+              <w:t>Bài 12. Ôn tập chủ đề Năng lượng</w:t>
             </w:r>
           </w:p>
         </w:tc>
@@ -3385,7 +3412,7 @@
                 <w:i w:val="0"/>
                 <w:sz w:val="20"/>
               </w:rPr>
-              <w:t>Tiết 24</w:t>
+              <w:t>Tiết 24 (1 tiết)</w:t>
             </w:r>
           </w:p>
         </w:tc>
@@ -3404,20 +3431,6 @@
                 <w:i w:val="0"/>
                 <w:sz w:val="18"/>
               </w:rPr>
-              <w:t>NLS: Năng lực số 5.1 CB2a: HS lắp thử mạch điện trên phần mềm mô phỏng</w:t>
-            </w:r>
-          </w:p>
-          <w:p>
-            <w:pPr>
-              <w:spacing w:after="0"/>
-            </w:pPr>
-            <w:r>
-              <w:rPr>
-                <w:b w:val="0"/>
-                <w:i w:val="0"/>
-                <w:sz w:val="18"/>
-              </w:rPr>
-              <w:t>STEM: Mô hình thuyền buồm (Khoa học – Công nghệ) — dạy thay cho tiết này.</w:t>
             </w:r>
           </w:p>
         </w:tc>
@@ -3476,7 +3489,7 @@
                 <w:i w:val="0"/>
                 <w:sz w:val="20"/>
               </w:rPr>
-              <w:t>Chủ đề 2: Năng lượng</w:t>
+              <w:t>Chủ đề 3: Thực vật và động vật</w:t>
             </w:r>
           </w:p>
         </w:tc>
@@ -3495,7 +3508,7 @@
                 <w:i w:val="0"/>
                 <w:sz w:val="20"/>
               </w:rPr>
-              <w:t>Bài 11. Sử dụng năng lượng mặt trời, năng lượng gió, năng lượng nước chảy (Tiết 3)</w:t>
+              <w:t>Bài 13. Sinh sản của thực vật có hoa (Tiết 1)</w:t>
             </w:r>
           </w:p>
         </w:tc>
@@ -3515,7 +3528,7 @@
                 <w:i w:val="0"/>
                 <w:sz w:val="20"/>
               </w:rPr>
-              <w:t>Tiết 25</w:t>
+              <w:t>Tiết 25 (2 tiết)</w:t>
             </w:r>
           </w:p>
         </w:tc>
@@ -3534,6 +3547,7 @@
                 <w:i w:val="0"/>
                 <w:sz w:val="18"/>
               </w:rPr>
+              <w:t>Năng lực số 1.2 CB2a: HS kiểm chứng được kết quả nhận diện của ứng dụng bằng đặc điểm trong SGK</w:t>
             </w:r>
           </w:p>
         </w:tc>
@@ -3609,7 +3623,7 @@
                 <w:i w:val="0"/>
                 <w:sz w:val="20"/>
               </w:rPr>
-              <w:t>Bài 12. Ôn tập chủ đề Năng lượng</w:t>
+              <w:t>Bài 13. Sinh sản của thực vật có hoa (Tiết 2)</w:t>
             </w:r>
           </w:p>
         </w:tc>
@@ -3629,7 +3643,7 @@
                 <w:i w:val="0"/>
                 <w:sz w:val="20"/>
               </w:rPr>
-              <w:t>Tiết 26 (1 tiết)</w:t>
+              <w:t>Tiết 26</w:t>
             </w:r>
           </w:p>
         </w:tc>
@@ -3648,6 +3662,7 @@
                 <w:i w:val="0"/>
                 <w:sz w:val="18"/>
               </w:rPr>
+              <w:t>Năng lực số 1.2 CB2a: HS kiểm chứng được kết quả nhận diện của ứng dụng bằng đặc điểm trong SGK</w:t>
             </w:r>
           </w:p>
         </w:tc>
@@ -3725,7 +3740,7 @@
                 <w:i w:val="0"/>
                 <w:sz w:val="20"/>
               </w:rPr>
-              <w:t>Bài 13. Sinh sản của thực vật có hoa (Tiết 1)</w:t>
+              <w:t>Bài 14. Sự phát triển của cây con (Tiết 1)</w:t>
             </w:r>
           </w:p>
         </w:tc>
@@ -3745,7 +3760,7 @@
                 <w:i w:val="0"/>
                 <w:sz w:val="20"/>
               </w:rPr>
-              <w:t>Tiết 27 (2 tiết)</w:t>
+              <w:t>Tiết 27 (3 tiết)</w:t>
             </w:r>
           </w:p>
         </w:tc>
@@ -3765,6 +3780,19 @@
                 <w:sz w:val="18"/>
               </w:rPr>
               <w:t>Năng lực số 1.2 CB2a: HS kiểm chứng được kết quả nhận diện của ứng dụng bằng đặc điểm trong SGK</w:t>
+            </w:r>
+          </w:p>
+          <w:p>
+            <w:pPr>
+              <w:spacing w:after="0"/>
+            </w:pPr>
+            <w:r>
+              <w:rPr>
+                <w:b w:val="0"/>
+                <w:i w:val="0"/>
+                <w:sz w:val="18"/>
+              </w:rPr>
+              <w:t>STEM: Trồng cây không cần hạt (Khoa học – Công nghệ) — dạy thay cho tiết này.</w:t>
             </w:r>
           </w:p>
         </w:tc>
@@ -3840,7 +3868,7 @@
                 <w:i w:val="0"/>
                 <w:sz w:val="20"/>
               </w:rPr>
-              <w:t>Bài 13. Sinh sản của thực vật có hoa (Tiết 2)</w:t>
+              <w:t>Bài 14. Sự phát triển của cây con (Tiết 2)</w:t>
             </w:r>
           </w:p>
         </w:tc>
@@ -3957,7 +3985,7 @@
                 <w:i w:val="0"/>
                 <w:sz w:val="20"/>
               </w:rPr>
-              <w:t>Bài 14. Sự phát triển của cây con (Tiết 1)</w:t>
+              <w:t>Bài 14. Sự phát triển của cây con (Tiết 3)</w:t>
             </w:r>
           </w:p>
         </w:tc>
@@ -3977,7 +4005,7 @@
                 <w:i w:val="0"/>
                 <w:sz w:val="20"/>
               </w:rPr>
-              <w:t>Tiết 29 (3 tiết)</w:t>
+              <w:t>Tiết 29</w:t>
             </w:r>
           </w:p>
         </w:tc>
@@ -3996,20 +4024,6 @@
                 <w:i w:val="0"/>
                 <w:sz w:val="18"/>
               </w:rPr>
-              <w:t>Năng lực số 1.2 CB2a: HS kiểm chứng được kết quả nhận diện của ứng dụng bằng đặc điểm trong SGK</w:t>
-            </w:r>
-          </w:p>
-          <w:p>
-            <w:pPr>
-              <w:spacing w:after="0"/>
-            </w:pPr>
-            <w:r>
-              <w:rPr>
-                <w:b w:val="0"/>
-                <w:i w:val="0"/>
-                <w:sz w:val="18"/>
-              </w:rPr>
-              <w:t>STEM: Trồng cây không cần hạt (Khoa học – Công nghệ) — dạy thay cho tiết này.</w:t>
             </w:r>
           </w:p>
         </w:tc>
@@ -4085,7 +4099,7 @@
                 <w:i w:val="0"/>
                 <w:sz w:val="20"/>
               </w:rPr>
-              <w:t>Bài 14. Sự phát triển của cây con (Tiết 2)</w:t>
+              <w:t>Bài 15. Sinh sản của động vật (Tiết 1)</w:t>
             </w:r>
           </w:p>
         </w:tc>
@@ -4105,7 +4119,7 @@
                 <w:i w:val="0"/>
                 <w:sz w:val="20"/>
               </w:rPr>
-              <w:t>Tiết 30</w:t>
+              <w:t>Tiết 30 (2 tiết)</w:t>
             </w:r>
           </w:p>
         </w:tc>
@@ -4202,7 +4216,7 @@
                 <w:i w:val="0"/>
                 <w:sz w:val="20"/>
               </w:rPr>
-              <w:t>Bài 14. Sự phát triển của cây con (Tiết 3)</w:t>
+              <w:t>Bài 15. Sinh sản của động vật (Tiết 2)</w:t>
             </w:r>
           </w:p>
         </w:tc>
@@ -4241,6 +4255,7 @@
                 <w:i w:val="0"/>
                 <w:sz w:val="18"/>
               </w:rPr>
+              <w:t>Năng lực số 1.2 CB2a: HS kiểm chứng được kết quả nhận diện của ứng dụng bằng đặc điểm trong SGK</w:t>
             </w:r>
           </w:p>
         </w:tc>
@@ -4316,7 +4331,7 @@
                 <w:i w:val="0"/>
                 <w:sz w:val="20"/>
               </w:rPr>
-              <w:t>Bài 15. Sinh sản của động vật (Tiết 1)</w:t>
+              <w:t>Bài 16. Vòng đời và sự phát triển của động vật (Tiết 1)</w:t>
             </w:r>
           </w:p>
         </w:tc>
@@ -4356,6 +4371,19 @@
                 <w:sz w:val="18"/>
               </w:rPr>
               <w:t>Năng lực số 1.2 CB2a: HS kiểm chứng được kết quả nhận diện của ứng dụng bằng đặc điểm trong SGK</w:t>
+            </w:r>
+          </w:p>
+          <w:p>
+            <w:pPr>
+              <w:spacing w:after="0"/>
+            </w:pPr>
+            <w:r>
+              <w:rPr>
+                <w:b w:val="0"/>
+                <w:i w:val="0"/>
+                <w:sz w:val="18"/>
+              </w:rPr>
+              <w:t>STEM: Vòng đời của động vật (Khoa học – Mĩ thuật) — dạy thay cho tiết này.</w:t>
             </w:r>
           </w:p>
         </w:tc>
@@ -4433,7 +4461,7 @@
                 <w:i w:val="0"/>
                 <w:sz w:val="20"/>
               </w:rPr>
-              <w:t>Bài 15. Sinh sản của động vật (Tiết 2)</w:t>
+              <w:t>Bài 16. Vòng đời và sự phát triển của động vật (Tiết 2)</w:t>
             </w:r>
           </w:p>
         </w:tc>
@@ -4530,7 +4558,6 @@
                 <w:i w:val="0"/>
                 <w:sz w:val="20"/>
               </w:rPr>
-              <w:t>Ôn tập, kiểm tra, đánh giá</w:t>
             </w:r>
           </w:p>
         </w:tc>
@@ -4549,7 +4576,7 @@
                 <w:i w:val="0"/>
                 <w:sz w:val="20"/>
               </w:rPr>
-              <w:t>Ôn tập cuối học kì I</w:t>
+              <w:t>Bài 17. Ôn tập chủ đề Thực vật và động vật</w:t>
             </w:r>
           </w:p>
         </w:tc>
@@ -4588,7 +4615,6 @@
                 <w:i w:val="0"/>
                 <w:sz w:val="18"/>
               </w:rPr>
-              <w:t>Năng lực số 1.1 CB2b: HS quan sát hình ảnh hiển vi, tra cứu có đối chiếu SGK và ghi rõ nguồn thông tin</w:t>
             </w:r>
           </w:p>
         </w:tc>
@@ -4666,7 +4692,7 @@
                 <w:i w:val="0"/>
                 <w:sz w:val="20"/>
               </w:rPr>
-              <w:t>Kiểm tra định kì cuối học kì I</w:t>
+              <w:t>Ôn tập học kì I</w:t>
             </w:r>
           </w:p>
         </w:tc>
@@ -4762,7 +4788,6 @@
                 <w:i w:val="0"/>
                 <w:sz w:val="20"/>
               </w:rPr>
-              <w:t>Chủ đề 3: Thực vật và động vật</w:t>
             </w:r>
           </w:p>
         </w:tc>
@@ -4781,7 +4806,7 @@
                 <w:i w:val="0"/>
                 <w:sz w:val="20"/>
               </w:rPr>
-              <w:t>Bài 16. Vòng đời và sự phát triển của động vật (Tiết 1)</w:t>
+              <w:t>Kiểm tra định kì cuối học kì I</w:t>
             </w:r>
           </w:p>
         </w:tc>
@@ -4801,7 +4826,7 @@
                 <w:i w:val="0"/>
                 <w:sz w:val="20"/>
               </w:rPr>
-              <w:t>Tiết 36 (2 tiết)</w:t>
+              <w:t>Tiết 36 (1 tiết)</w:t>
             </w:r>
           </w:p>
         </w:tc>
@@ -4820,20 +4845,6 @@
                 <w:i w:val="0"/>
                 <w:sz w:val="18"/>
               </w:rPr>
-              <w:t>Năng lực số 1.2 CB2a: HS kiểm chứng được kết quả nhận diện của ứng dụng bằng đặc điểm trong SGK</w:t>
-            </w:r>
-          </w:p>
-          <w:p>
-            <w:pPr>
-              <w:spacing w:after="0"/>
-            </w:pPr>
-            <w:r>
-              <w:rPr>
-                <w:b w:val="0"/>
-                <w:i w:val="0"/>
-                <w:sz w:val="18"/>
-              </w:rPr>
-              <w:t>STEM: Vòng đời của động vật (Khoa học – Mĩ thuật) — dạy thay cho tiết này.</w:t>
             </w:r>
           </w:p>
         </w:tc>
@@ -4916,7 +4927,7 @@
                 <w:i w:val="0"/>
                 <w:sz w:val="20"/>
               </w:rPr>
-              <w:t>Chủ đề 3: Thực vật và động vật</w:t>
+              <w:t>Chủ đề 4: Vi khuẩn</w:t>
             </w:r>
           </w:p>
         </w:tc>
@@ -4935,7 +4946,7 @@
                 <w:i w:val="0"/>
                 <w:sz w:val="20"/>
               </w:rPr>
-              <w:t>Bài 16. Vòng đời và sự phát triển của động vật (Tiết 2)</w:t>
+              <w:t>Bài 18. Vi khuẩn xung quanh chúng ta (Tiết 1)</w:t>
             </w:r>
           </w:p>
         </w:tc>
@@ -4955,7 +4966,7 @@
                 <w:i w:val="0"/>
                 <w:sz w:val="20"/>
               </w:rPr>
-              <w:t>Tiết 37</w:t>
+              <w:t>Tiết 37 (2 tiết)</w:t>
             </w:r>
           </w:p>
         </w:tc>
@@ -4974,7 +4985,7 @@
                 <w:i w:val="0"/>
                 <w:sz w:val="18"/>
               </w:rPr>
-              <w:t>Năng lực số 1.2 CB2a: HS kiểm chứng được kết quả nhận diện của ứng dụng bằng đặc điểm trong SGK</w:t>
+              <w:t>Năng lực số 1.1 CB2b: HS quan sát hình ảnh hiển vi, tra cứu có đối chiếu SGK và ghi rõ nguồn thông tin</w:t>
             </w:r>
           </w:p>
         </w:tc>
@@ -5050,7 +5061,7 @@
                 <w:i w:val="0"/>
                 <w:sz w:val="20"/>
               </w:rPr>
-              <w:t>Bài 17. Ôn tập chủ đề Thực vật và động vật</w:t>
+              <w:t>Bài 18. Vi khuẩn xung quanh chúng ta (Tiết 2)</w:t>
             </w:r>
           </w:p>
         </w:tc>
@@ -5070,7 +5081,7 @@
                 <w:i w:val="0"/>
                 <w:sz w:val="20"/>
               </w:rPr>
-              <w:t>Tiết 38 (1 tiết)</w:t>
+              <w:t>Tiết 38</w:t>
             </w:r>
           </w:p>
         </w:tc>
@@ -5089,6 +5100,7 @@
                 <w:i w:val="0"/>
                 <w:sz w:val="18"/>
               </w:rPr>
+              <w:t>Năng lực số 1.1 CB2b: HS quan sát hình ảnh hiển vi, tra cứu có đối chiếu SGK và ghi rõ nguồn thông tin</w:t>
             </w:r>
           </w:p>
         </w:tc>
@@ -5166,7 +5178,7 @@
                 <w:i w:val="0"/>
                 <w:sz w:val="20"/>
               </w:rPr>
-              <w:t>Bài 18. Vi khuẩn xung quanh chúng ta (Tiết 1)</w:t>
+              <w:t>Bài 19. Vi khuẩn có ích trong chế biến thực phẩm (Tiết 1)</w:t>
             </w:r>
           </w:p>
         </w:tc>
@@ -5206,6 +5218,19 @@
                 <w:sz w:val="18"/>
               </w:rPr>
               <w:t>Năng lực số 1.1 CB2b: HS quan sát hình ảnh hiển vi, tra cứu có đối chiếu SGK và ghi rõ nguồn thông tin</w:t>
+            </w:r>
+          </w:p>
+          <w:p>
+            <w:pPr>
+              <w:spacing w:after="0"/>
+            </w:pPr>
+            <w:r>
+              <w:rPr>
+                <w:b w:val="0"/>
+                <w:i w:val="0"/>
+                <w:sz w:val="18"/>
+              </w:rPr>
+              <w:t>STEM: Vi khuẩn có ích trong chế biến thực phẩm (Khoa học – Công nghệ) — dạy thay cho tiết này.</w:t>
             </w:r>
           </w:p>
         </w:tc>
@@ -5281,7 +5306,7 @@
                 <w:i w:val="0"/>
                 <w:sz w:val="20"/>
               </w:rPr>
-              <w:t>Bài 18. Vi khuẩn xung quanh chúng ta (Tiết 2)</w:t>
+              <w:t>Bài 19. Vi khuẩn có ích trong chế biến thực phẩm (Tiết 2)</w:t>
             </w:r>
           </w:p>
         </w:tc>
@@ -5398,7 +5423,7 @@
                 <w:i w:val="0"/>
                 <w:sz w:val="20"/>
               </w:rPr>
-              <w:t>Bài 19. Vi khuẩn có ích trong chế biến thực phẩm (Tiết 1)</w:t>
+              <w:t>Bài 20. Vi khuẩn gây bệnh ở người và cách phòng tránh (Tiết 1)</w:t>
             </w:r>
           </w:p>
         </w:tc>
@@ -5450,7 +5475,7 @@
                 <w:i w:val="0"/>
                 <w:sz w:val="18"/>
               </w:rPr>
-              <w:t>STEM: Vi khuẩn có ích trong chế biến thực phẩm (Khoa học – Công nghệ) — dạy thay cho tiết này.</w:t>
+              <w:t>KNS: KN chăm sóc sức khoẻ bản thân và phòng tránh bệnh tật.</w:t>
             </w:r>
           </w:p>
         </w:tc>
@@ -5526,7 +5551,7 @@
                 <w:i w:val="0"/>
                 <w:sz w:val="20"/>
               </w:rPr>
-              <w:t>Bài 19. Vi khuẩn có ích trong chế biến thực phẩm (Tiết 2)</w:t>
+              <w:t>Bài 20. Vi khuẩn gây bệnh ở người và cách phòng tránh (Tiết 2)</w:t>
             </w:r>
           </w:p>
         </w:tc>
@@ -5643,7 +5668,7 @@
                 <w:i w:val="0"/>
                 <w:sz w:val="20"/>
               </w:rPr>
-              <w:t>Bài 20. Vi khuẩn gây bệnh ở người và cách phòng tránh (Tiết 1)</w:t>
+              <w:t>Bài 21. Ôn tập chủ đề Vi khuẩn</w:t>
             </w:r>
           </w:p>
         </w:tc>
@@ -5663,7 +5688,7 @@
                 <w:i w:val="0"/>
                 <w:sz w:val="20"/>
               </w:rPr>
-              <w:t>Tiết 43 (2 tiết)</w:t>
+              <w:t>Tiết 43 (1 tiết)</w:t>
             </w:r>
           </w:p>
         </w:tc>
@@ -5682,20 +5707,6 @@
                 <w:i w:val="0"/>
                 <w:sz w:val="18"/>
               </w:rPr>
-              <w:t>Năng lực số 1.1 CB2b: HS quan sát hình ảnh hiển vi, tra cứu có đối chiếu SGK và ghi rõ nguồn thông tin</w:t>
-            </w:r>
-          </w:p>
-          <w:p>
-            <w:pPr>
-              <w:spacing w:after="0"/>
-            </w:pPr>
-            <w:r>
-              <w:rPr>
-                <w:b w:val="0"/>
-                <w:i w:val="0"/>
-                <w:sz w:val="18"/>
-              </w:rPr>
-              <w:t>KNS: KN chăm sóc sức khoẻ bản thân và phòng tránh bệnh tật.</w:t>
             </w:r>
           </w:p>
         </w:tc>
@@ -5753,6 +5764,7 @@
                 <w:i w:val="0"/>
                 <w:sz w:val="20"/>
               </w:rPr>
+              <w:t>Chủ đề 5: Con người và sức khoẻ</w:t>
             </w:r>
           </w:p>
         </w:tc>
@@ -5771,7 +5783,7 @@
                 <w:i w:val="0"/>
                 <w:sz w:val="20"/>
               </w:rPr>
-              <w:t>Bài 20. Vi khuẩn gây bệnh ở người và cách phòng tránh (Tiết 2)</w:t>
+              <w:t>Bài 22. Sự hình thành cơ thể người (Tiết 1)</w:t>
             </w:r>
           </w:p>
         </w:tc>
@@ -5791,7 +5803,7 @@
                 <w:i w:val="0"/>
                 <w:sz w:val="20"/>
               </w:rPr>
-              <w:t>Tiết 44</w:t>
+              <w:t>Tiết 44 (2 tiết)</w:t>
             </w:r>
           </w:p>
         </w:tc>
@@ -5810,7 +5822,20 @@
                 <w:i w:val="0"/>
                 <w:sz w:val="18"/>
               </w:rPr>
-              <w:t>Năng lực số 1.1 CB2b: HS quan sát hình ảnh hiển vi, tra cứu có đối chiếu SGK và ghi rõ nguồn thông tin</w:t>
+              <w:t>NLS: Năng lực số 1.1 CB2c: HS quan sát sơ đồ động về các giai đoạn phát triển</w:t>
+            </w:r>
+          </w:p>
+          <w:p>
+            <w:pPr>
+              <w:spacing w:after="0"/>
+            </w:pPr>
+            <w:r>
+              <w:rPr>
+                <w:b w:val="0"/>
+                <w:i w:val="0"/>
+                <w:sz w:val="18"/>
+              </w:rPr>
+              <w:t>KNS: KN chăm sóc sức khoẻ bản thân và phòng tránh bệnh tật.</w:t>
             </w:r>
           </w:p>
         </w:tc>
@@ -5869,7 +5894,7 @@
                 <w:i w:val="0"/>
                 <w:sz w:val="20"/>
               </w:rPr>
-              <w:t>Chủ đề 4: Vi khuẩn</w:t>
+              <w:t>Chủ đề 5: Con người và sức khoẻ</w:t>
             </w:r>
           </w:p>
         </w:tc>
@@ -5888,7 +5913,7 @@
                 <w:i w:val="0"/>
                 <w:sz w:val="20"/>
               </w:rPr>
-              <w:t>Bài 21. Ôn tập chủ đề Vi khuẩn</w:t>
+              <w:t>Bài 22. Sự hình thành cơ thể người (Tiết 2)</w:t>
             </w:r>
           </w:p>
         </w:tc>
@@ -5908,7 +5933,7 @@
                 <w:i w:val="0"/>
                 <w:sz w:val="20"/>
               </w:rPr>
-              <w:t>Tiết 45 (1 tiết)</w:t>
+              <w:t>Tiết 45</w:t>
             </w:r>
           </w:p>
         </w:tc>
@@ -5927,6 +5952,7 @@
                 <w:i w:val="0"/>
                 <w:sz w:val="18"/>
               </w:rPr>
+              <w:t>NLS: Năng lực số 1.1 CB2c: HS quan sát sơ đồ động về các giai đoạn phát triển</w:t>
             </w:r>
           </w:p>
         </w:tc>
@@ -5984,7 +6010,6 @@
                 <w:i w:val="0"/>
                 <w:sz w:val="20"/>
               </w:rPr>
-              <w:t>Chủ đề 5: Con người và sức khoẻ</w:t>
             </w:r>
           </w:p>
         </w:tc>
@@ -6003,7 +6028,7 @@
                 <w:i w:val="0"/>
                 <w:sz w:val="20"/>
               </w:rPr>
-              <w:t>Bài 22. Sự hình thành cơ thể người (Tiết 1)</w:t>
+              <w:t>Bài 23. Các giai đoạn phát triển chính của con người (Tiết 1)</w:t>
             </w:r>
           </w:p>
         </w:tc>
@@ -6023,7 +6048,7 @@
                 <w:i w:val="0"/>
                 <w:sz w:val="20"/>
               </w:rPr>
-              <w:t>Tiết 46 (2 tiết)</w:t>
+              <w:t>Tiết 46 (3 tiết)</w:t>
             </w:r>
           </w:p>
         </w:tc>
@@ -6043,19 +6068,6 @@
                 <w:sz w:val="18"/>
               </w:rPr>
               <w:t>NLS: Năng lực số 1.1 CB2c: HS quan sát sơ đồ động về các giai đoạn phát triển</w:t>
-            </w:r>
-          </w:p>
-          <w:p>
-            <w:pPr>
-              <w:spacing w:after="0"/>
-            </w:pPr>
-            <w:r>
-              <w:rPr>
-                <w:b w:val="0"/>
-                <w:i w:val="0"/>
-                <w:sz w:val="18"/>
-              </w:rPr>
-              <w:t>KNS: KN chăm sóc sức khoẻ bản thân và phòng tránh bệnh tật.</w:t>
             </w:r>
           </w:p>
         </w:tc>
@@ -6133,7 +6145,7 @@
                 <w:i w:val="0"/>
                 <w:sz w:val="20"/>
               </w:rPr>
-              <w:t>Bài 22. Sự hình thành cơ thể người (Tiết 2)</w:t>
+              <w:t>Bài 23. Các giai đoạn phát triển chính của con người (Tiết 2)</w:t>
             </w:r>
           </w:p>
         </w:tc>
@@ -6248,7 +6260,7 @@
                 <w:i w:val="0"/>
                 <w:sz w:val="20"/>
               </w:rPr>
-              <w:t>Bài 23. Các giai đoạn phát triển chính của con người (Tiết 1)</w:t>
+              <w:t>Bài 23. Các giai đoạn phát triển chính của con người (Tiết 3)</w:t>
             </w:r>
           </w:p>
         </w:tc>
@@ -6268,7 +6280,7 @@
                 <w:i w:val="0"/>
                 <w:sz w:val="20"/>
               </w:rPr>
-              <w:t>Tiết 48 (3 tiết)</w:t>
+              <w:t>Tiết 48</w:t>
             </w:r>
           </w:p>
         </w:tc>
@@ -6287,7 +6299,6 @@
                 <w:i w:val="0"/>
                 <w:sz w:val="18"/>
               </w:rPr>
-              <w:t>NLS: Năng lực số 1.1 CB2c: HS quan sát sơ đồ động về các giai đoạn phát triển</w:t>
             </w:r>
           </w:p>
         </w:tc>
@@ -6365,7 +6376,7 @@
                 <w:i w:val="0"/>
                 <w:sz w:val="20"/>
               </w:rPr>
-              <w:t>Bài 23. Các giai đoạn phát triển chính của con người (Tiết 2)</w:t>
+              <w:t>Bài 24. Nam và nữ (Tiết 1)</w:t>
             </w:r>
           </w:p>
         </w:tc>
@@ -6385,7 +6396,7 @@
                 <w:i w:val="0"/>
                 <w:sz w:val="20"/>
               </w:rPr>
-              <w:t>Tiết 49</w:t>
+              <w:t>Tiết 49 (2 tiết)</w:t>
             </w:r>
           </w:p>
         </w:tc>
@@ -6404,7 +6415,7 @@
                 <w:i w:val="0"/>
                 <w:sz w:val="18"/>
               </w:rPr>
-              <w:t>NLS: Năng lực số 1.1 CB2c: HS quan sát sơ đồ động về các giai đoạn phát triển</w:t>
+              <w:t>Năng lực số 4.2 CB2a: HS nêu được: ảnh và giọng nói trên mạng có thể do máy tạo giả, nên không gửi ảnh riêng tư cho bất kì ai</w:t>
             </w:r>
           </w:p>
         </w:tc>
@@ -6480,7 +6491,7 @@
                 <w:i w:val="0"/>
                 <w:sz w:val="20"/>
               </w:rPr>
-              <w:t>Bài 23. Các giai đoạn phát triển chính của con người (Tiết 3)</w:t>
+              <w:t>Bài 24. Nam và nữ (Tiết 2)</w:t>
             </w:r>
           </w:p>
         </w:tc>
@@ -6519,6 +6530,7 @@
                 <w:i w:val="0"/>
                 <w:sz w:val="18"/>
               </w:rPr>
+              <w:t>Năng lực số 4.2 CB2a: HS nêu được: ảnh và giọng nói trên mạng có thể do máy tạo giả, nên không gửi ảnh riêng tư cho bất kì ai</w:t>
             </w:r>
           </w:p>
         </w:tc>
@@ -6596,7 +6608,7 @@
                 <w:i w:val="0"/>
                 <w:sz w:val="20"/>
               </w:rPr>
-              <w:t>Bài 24. Nam và nữ (Tiết 1)</w:t>
+              <w:t>Bài 25. Chăm sóc sức khoẻ tuổi dậy thì (Tiết 1)</w:t>
             </w:r>
           </w:p>
         </w:tc>
@@ -6616,7 +6628,7 @@
                 <w:i w:val="0"/>
                 <w:sz w:val="20"/>
               </w:rPr>
-              <w:t>Tiết 51 (2 tiết)</w:t>
+              <w:t>Tiết 51 (3 tiết)</w:t>
             </w:r>
           </w:p>
         </w:tc>
@@ -6636,6 +6648,32 @@
                 <w:sz w:val="18"/>
               </w:rPr>
               <w:t>Năng lực số 4.2 CB2a: HS nêu được: ảnh và giọng nói trên mạng có thể do máy tạo giả, nên không gửi ảnh riêng tư cho bất kì ai</w:t>
+            </w:r>
+          </w:p>
+          <w:p>
+            <w:pPr>
+              <w:spacing w:after="0"/>
+            </w:pPr>
+            <w:r>
+              <w:rPr>
+                <w:b w:val="0"/>
+                <w:i w:val="0"/>
+                <w:sz w:val="18"/>
+              </w:rPr>
+              <w:t>STEM: Cẩm nang chăm sóc sức khoẻ tuổi dậy thì (Khoa học – Mĩ thuật) — dạy thay cho tiết này.</w:t>
+            </w:r>
+          </w:p>
+          <w:p>
+            <w:pPr>
+              <w:spacing w:after="0"/>
+            </w:pPr>
+            <w:r>
+              <w:rPr>
+                <w:b w:val="0"/>
+                <w:i w:val="0"/>
+                <w:sz w:val="18"/>
+              </w:rPr>
+              <w:t>KNS: KN chăm sóc sức khoẻ bản thân và phòng tránh bệnh tật.</w:t>
             </w:r>
           </w:p>
         </w:tc>
@@ -6711,7 +6749,7 @@
                 <w:i w:val="0"/>
                 <w:sz w:val="20"/>
               </w:rPr>
-              <w:t>Bài 24. Nam và nữ (Tiết 2)</w:t>
+              <w:t>Bài 25. Chăm sóc sức khoẻ tuổi dậy thì (Tiết 2)</w:t>
             </w:r>
           </w:p>
         </w:tc>
@@ -6809,7 +6847,7 @@
                 <w:i w:val="0"/>
                 <w:sz w:val="20"/>
               </w:rPr>
-              <w:t>Ôn tập, kiểm tra, đánh giá</w:t>
+              <w:t>Chủ đề 5: Con người và sức khoẻ</w:t>
             </w:r>
           </w:p>
         </w:tc>
@@ -6828,7 +6866,7 @@
                 <w:i w:val="0"/>
                 <w:sz w:val="20"/>
               </w:rPr>
-              <w:t>Kiểm tra định kì giữa học kì II</w:t>
+              <w:t>Bài 25. Chăm sóc sức khoẻ tuổi dậy thì (Tiết 3)</w:t>
             </w:r>
           </w:p>
         </w:tc>
@@ -6848,7 +6886,7 @@
                 <w:i w:val="0"/>
                 <w:sz w:val="20"/>
               </w:rPr>
-              <w:t>Tiết 53 (1 tiết)</w:t>
+              <w:t>Tiết 53</w:t>
             </w:r>
           </w:p>
         </w:tc>
@@ -6867,6 +6905,7 @@
                 <w:i w:val="0"/>
                 <w:sz w:val="18"/>
               </w:rPr>
+              <w:t>Năng lực số 4.2 CB2a: HS nêu được: ảnh và giọng nói trên mạng có thể do máy tạo giả, nên không gửi ảnh riêng tư cho bất kì ai</w:t>
             </w:r>
           </w:p>
         </w:tc>
@@ -6924,7 +6963,6 @@
                 <w:i w:val="0"/>
                 <w:sz w:val="20"/>
               </w:rPr>
-              <w:t>Chủ đề 5: Con người và sức khoẻ</w:t>
             </w:r>
           </w:p>
         </w:tc>
@@ -6943,7 +6981,7 @@
                 <w:i w:val="0"/>
                 <w:sz w:val="20"/>
               </w:rPr>
-              <w:t>Bài 25. Chăm sóc sức khoẻ tuổi dậy thì (Tiết 1)</w:t>
+              <w:t>Bài 26. Phòng tránh bị xâm hại (Tiết 1)</w:t>
             </w:r>
           </w:p>
         </w:tc>
@@ -6963,7 +7001,7 @@
                 <w:i w:val="0"/>
                 <w:sz w:val="20"/>
               </w:rPr>
-              <w:t>Tiết 54 (3 tiết)</w:t>
+              <w:t>Tiết 54 (4 tiết)</w:t>
             </w:r>
           </w:p>
         </w:tc>
@@ -6983,32 +7021,6 @@
                 <w:sz w:val="18"/>
               </w:rPr>
               <w:t>Năng lực số 4.2 CB2a: HS nêu được: ảnh và giọng nói trên mạng có thể do máy tạo giả, nên không gửi ảnh riêng tư cho bất kì ai</w:t>
-            </w:r>
-          </w:p>
-          <w:p>
-            <w:pPr>
-              <w:spacing w:after="0"/>
-            </w:pPr>
-            <w:r>
-              <w:rPr>
-                <w:b w:val="0"/>
-                <w:i w:val="0"/>
-                <w:sz w:val="18"/>
-              </w:rPr>
-              <w:t>STEM: Cẩm nang chăm sóc sức khoẻ tuổi dậy thì (Khoa học – Mĩ thuật) — dạy thay cho tiết này.</w:t>
-            </w:r>
-          </w:p>
-          <w:p>
-            <w:pPr>
-              <w:spacing w:after="0"/>
-            </w:pPr>
-            <w:r>
-              <w:rPr>
-                <w:b w:val="0"/>
-                <w:i w:val="0"/>
-                <w:sz w:val="18"/>
-              </w:rPr>
-              <w:t>KNS: KN chăm sóc sức khoẻ bản thân và phòng tránh bệnh tật.</w:t>
             </w:r>
           </w:p>
         </w:tc>
@@ -7086,7 +7098,7 @@
                 <w:i w:val="0"/>
                 <w:sz w:val="20"/>
               </w:rPr>
-              <w:t>Bài 25. Chăm sóc sức khoẻ tuổi dậy thì (Tiết 2)</w:t>
+              <w:t>Bài 26. Phòng tránh bị xâm hại (Tiết 2)</w:t>
             </w:r>
           </w:p>
         </w:tc>
@@ -7201,7 +7213,7 @@
                 <w:i w:val="0"/>
                 <w:sz w:val="20"/>
               </w:rPr>
-              <w:t>Bài 25. Chăm sóc sức khoẻ tuổi dậy thì (Tiết 3)</w:t>
+              <w:t>Bài 26. Phòng tránh bị xâm hại (Tiết 3)</w:t>
             </w:r>
           </w:p>
         </w:tc>
@@ -7318,7 +7330,7 @@
                 <w:i w:val="0"/>
                 <w:sz w:val="20"/>
               </w:rPr>
-              <w:t>Bài 26. Phòng tránh bị xâm hại (Tiết 1)</w:t>
+              <w:t>Bài 26. Phòng tránh bị xâm hại (Tiết 4)</w:t>
             </w:r>
           </w:p>
         </w:tc>
@@ -7338,7 +7350,7 @@
                 <w:i w:val="0"/>
                 <w:sz w:val="20"/>
               </w:rPr>
-              <w:t>Tiết 57 (4 tiết)</w:t>
+              <w:t>Tiết 57</w:t>
             </w:r>
           </w:p>
         </w:tc>
@@ -7433,7 +7445,7 @@
                 <w:i w:val="0"/>
                 <w:sz w:val="20"/>
               </w:rPr>
-              <w:t>Bài 26. Phòng tránh bị xâm hại (Tiết 2)</w:t>
+              <w:t>Bài 27. Ôn tập chủ đề Con người và sức khoẻ</w:t>
             </w:r>
           </w:p>
         </w:tc>
@@ -7453,7 +7465,7 @@
                 <w:i w:val="0"/>
                 <w:sz w:val="20"/>
               </w:rPr>
-              <w:t>Tiết 58</w:t>
+              <w:t>Tiết 58 (1 tiết)</w:t>
             </w:r>
           </w:p>
         </w:tc>
@@ -7472,7 +7484,6 @@
                 <w:i w:val="0"/>
                 <w:sz w:val="18"/>
               </w:rPr>
-              <w:t>Năng lực số 4.2 CB2a: HS nêu được: ảnh và giọng nói trên mạng có thể do máy tạo giả, nên không gửi ảnh riêng tư cho bất kì ai</w:t>
             </w:r>
           </w:p>
         </w:tc>
@@ -7531,7 +7542,7 @@
                 <w:i w:val="0"/>
                 <w:sz w:val="20"/>
               </w:rPr>
-              <w:t>Chủ đề 5: Con người và sức khoẻ</w:t>
+              <w:t>Chủ đề 6: Sinh vật và môi trường</w:t>
             </w:r>
           </w:p>
         </w:tc>
@@ -7550,7 +7561,7 @@
                 <w:i w:val="0"/>
                 <w:sz w:val="20"/>
               </w:rPr>
-              <w:t>Bài 26. Phòng tránh bị xâm hại (Tiết 3)</w:t>
+              <w:t>Bài 28. Chức năng của môi trường đối với sinh vật (Tiết 1)</w:t>
             </w:r>
           </w:p>
         </w:tc>
@@ -7570,7 +7581,7 @@
                 <w:i w:val="0"/>
                 <w:sz w:val="20"/>
               </w:rPr>
-              <w:t>Tiết 59</w:t>
+              <w:t>Tiết 59 (3 tiết)</w:t>
             </w:r>
           </w:p>
         </w:tc>
@@ -7589,7 +7600,20 @@
                 <w:i w:val="0"/>
                 <w:sz w:val="18"/>
               </w:rPr>
-              <w:t>Năng lực số 4.2 CB2a: HS nêu được: ảnh và giọng nói trên mạng có thể do máy tạo giả, nên không gửi ảnh riêng tư cho bất kì ai</w:t>
+              <w:t>Năng lực số 1.1 CB2c: HS đọc được sự thay đổi của môi trường qua ảnh vệ tinh chụp nhiều thời điểm</w:t>
+            </w:r>
+          </w:p>
+          <w:p>
+            <w:pPr>
+              <w:spacing w:after="0"/>
+            </w:pPr>
+            <w:r>
+              <w:rPr>
+                <w:b w:val="0"/>
+                <w:i w:val="0"/>
+                <w:sz w:val="18"/>
+              </w:rPr>
+              <w:t>KNS: KN sử dụng tiết kiệm tài nguyên, năng lượng trong sinh hoạt hằng ngày.</w:t>
             </w:r>
           </w:p>
         </w:tc>
@@ -7665,7 +7689,7 @@
                 <w:i w:val="0"/>
                 <w:sz w:val="20"/>
               </w:rPr>
-              <w:t>Bài 26. Phòng tránh bị xâm hại (Tiết 4)</w:t>
+              <w:t>Bài 28. Chức năng của môi trường đối với sinh vật (Tiết 2)</w:t>
             </w:r>
           </w:p>
         </w:tc>
@@ -7704,7 +7728,7 @@
                 <w:i w:val="0"/>
                 <w:sz w:val="18"/>
               </w:rPr>
-              <w:t>Năng lực số 4.2 CB2a: HS nêu được: ảnh và giọng nói trên mạng có thể do máy tạo giả, nên không gửi ảnh riêng tư cho bất kì ai</w:t>
+              <w:t>Năng lực số 1.1 CB2c: HS đọc được sự thay đổi của môi trường qua ảnh vệ tinh chụp nhiều thời điểm</w:t>
             </w:r>
           </w:p>
         </w:tc>
@@ -7763,7 +7787,7 @@
                 <w:i w:val="0"/>
                 <w:sz w:val="20"/>
               </w:rPr>
-              <w:t>Chủ đề 5: Con người và sức khoẻ</w:t>
+              <w:t>Chủ đề 6: Sinh vật và môi trường</w:t>
             </w:r>
           </w:p>
         </w:tc>
@@ -7782,7 +7806,7 @@
                 <w:i w:val="0"/>
                 <w:sz w:val="20"/>
               </w:rPr>
-              <w:t>Bài 27. Ôn tập chủ đề Con người và sức khoẻ</w:t>
+              <w:t>Bài 28. Chức năng của môi trường đối với sinh vật (Tiết 3)</w:t>
             </w:r>
           </w:p>
         </w:tc>
@@ -7802,7 +7826,7 @@
                 <w:i w:val="0"/>
                 <w:sz w:val="20"/>
               </w:rPr>
-              <w:t>Tiết 61 (1 tiết)</w:t>
+              <w:t>Tiết 61</w:t>
             </w:r>
           </w:p>
         </w:tc>
@@ -7878,7 +7902,6 @@
                 <w:i w:val="0"/>
                 <w:sz w:val="20"/>
               </w:rPr>
-              <w:t>Chủ đề 6: Sinh vật và môi trường</w:t>
             </w:r>
           </w:p>
         </w:tc>
@@ -7897,7 +7920,7 @@
                 <w:i w:val="0"/>
                 <w:sz w:val="20"/>
               </w:rPr>
-              <w:t>Bài 28. Chức năng của môi trường đối với sinh vật (Tiết 1)</w:t>
+              <w:t>Bài 29. Tác động của con người và một số biện pháp bảo vệ môi trường (Tiết 1)</w:t>
             </w:r>
           </w:p>
         </w:tc>
@@ -8027,7 +8050,7 @@
                 <w:i w:val="0"/>
                 <w:sz w:val="20"/>
               </w:rPr>
-              <w:t>Bài 28. Chức năng của môi trường đối với sinh vật (Tiết 2)</w:t>
+              <w:t>Bài 29. Tác động của con người và một số biện pháp bảo vệ môi trường (Tiết 2)</w:t>
             </w:r>
           </w:p>
         </w:tc>
@@ -8142,7 +8165,7 @@
                 <w:i w:val="0"/>
                 <w:sz w:val="20"/>
               </w:rPr>
-              <w:t>Bài 28. Chức năng của môi trường đối với sinh vật (Tiết 3)</w:t>
+              <w:t>Bài 29. Tác động của con người và một số biện pháp bảo vệ môi trường (Tiết 3)</w:t>
             </w:r>
           </w:p>
         </w:tc>
@@ -8258,7 +8281,7 @@
                 <w:i w:val="0"/>
                 <w:sz w:val="20"/>
               </w:rPr>
-              <w:t>Bài 29. Tác động của con người và một số biện pháp bảo vệ môi trường (Tiết 1)</w:t>
+              <w:t>Bài 30. Ôn tập chủ đề Sinh vật và môi trường</w:t>
             </w:r>
           </w:p>
         </w:tc>
@@ -8278,7 +8301,7 @@
                 <w:i w:val="0"/>
                 <w:sz w:val="20"/>
               </w:rPr>
-              <w:t>Tiết 65 (3 tiết)</w:t>
+              <w:t>Tiết 65 (1 tiết)</w:t>
             </w:r>
           </w:p>
         </w:tc>
@@ -8297,20 +8320,6 @@
                 <w:i w:val="0"/>
                 <w:sz w:val="18"/>
               </w:rPr>
-              <w:t>Năng lực số 1.1 CB2c: HS đọc được sự thay đổi của môi trường qua ảnh vệ tinh chụp nhiều thời điểm</w:t>
-            </w:r>
-          </w:p>
-          <w:p>
-            <w:pPr>
-              <w:spacing w:after="0"/>
-            </w:pPr>
-            <w:r>
-              <w:rPr>
-                <w:b w:val="0"/>
-                <w:i w:val="0"/>
-                <w:sz w:val="18"/>
-              </w:rPr>
-              <w:t>KNS: KN sử dụng tiết kiệm tài nguyên, năng lượng trong sinh hoạt hằng ngày.</w:t>
             </w:r>
           </w:p>
         </w:tc>
@@ -8368,6 +8377,7 @@
                 <w:i w:val="0"/>
                 <w:sz w:val="20"/>
               </w:rPr>
+              <w:t>Ôn tập, kiểm tra, đánh giá</w:t>
             </w:r>
           </w:p>
         </w:tc>
@@ -8386,7 +8396,7 @@
                 <w:i w:val="0"/>
                 <w:sz w:val="20"/>
               </w:rPr>
-              <w:t>Bài 29. Tác động của con người và một số biện pháp bảo vệ môi trường (Tiết 2)</w:t>
+              <w:t>Ôn tập cuối năm (Tiết 1)</w:t>
             </w:r>
           </w:p>
         </w:tc>
@@ -8406,7 +8416,7 @@
                 <w:i w:val="0"/>
                 <w:sz w:val="20"/>
               </w:rPr>
-              <w:t>Tiết 66</w:t>
+              <w:t>Tiết 66 (1 tiết)</w:t>
             </w:r>
           </w:p>
         </w:tc>
@@ -8425,7 +8435,6 @@
                 <w:i w:val="0"/>
                 <w:sz w:val="18"/>
               </w:rPr>
-              <w:t>Năng lực số 1.1 CB2c: HS đọc được sự thay đổi của môi trường qua ảnh vệ tinh chụp nhiều thời điểm</w:t>
             </w:r>
           </w:p>
         </w:tc>
@@ -8484,7 +8493,7 @@
                 <w:i w:val="0"/>
                 <w:sz w:val="20"/>
               </w:rPr>
-              <w:t>Chủ đề 6: Sinh vật và môi trường</w:t>
+              <w:t>Ôn tập, kiểm tra, đánh giá</w:t>
             </w:r>
           </w:p>
         </w:tc>
@@ -8503,7 +8512,7 @@
                 <w:i w:val="0"/>
                 <w:sz w:val="20"/>
               </w:rPr>
-              <w:t>Bài 29. Tác động của con người và một số biện pháp bảo vệ môi trường (Tiết 3)</w:t>
+              <w:t>Ôn tập cuối năm (Tiết 2)</w:t>
             </w:r>
           </w:p>
         </w:tc>
@@ -8523,7 +8532,7 @@
                 <w:i w:val="0"/>
                 <w:sz w:val="20"/>
               </w:rPr>
-              <w:t>Tiết 67</w:t>
+              <w:t>Tiết 67 (1 tiết)</w:t>
             </w:r>
           </w:p>
         </w:tc>
@@ -8617,7 +8626,7 @@
                 <w:i w:val="0"/>
                 <w:sz w:val="20"/>
               </w:rPr>
-              <w:t>Bài 30. Ôn tập chủ đề Sinh vật và môi trường</w:t>
+              <w:t>Ôn tập cuối năm (Tiết 3)</w:t>
             </w:r>
           </w:p>
         </w:tc>
@@ -8733,7 +8742,7 @@
                 <w:i w:val="0"/>
                 <w:sz w:val="20"/>
               </w:rPr>
-              <w:t>Ôn tập cuối năm học</w:t>
+              <w:t>Ôn tập cuối năm (Tiết 4)</w:t>
             </w:r>
           </w:p>
         </w:tc>
